--- a/public/assets/editable/professional-logo-design-overview-1/es/Professional Logo Design Overview - es.docx
+++ b/public/assets/editable/professional-logo-design-overview-1/es/Professional Logo Design Overview - es.docx
@@ -88,7 +88,23 @@
         <w:pStyle w:val="Heading2"/>
       </w:pPr>
       <w:r>
+        <w:t xml:space="preserve">Contenido</w:t>
+      </w:r>
+    </w:p>
+    <w:p>
+      <w:pPr>
+        <w:pStyle w:val="Heading2"/>
+      </w:pPr>
+      <w:r>
         <w:t xml:space="preserve">Qué hay dentro.</w:t>
+      </w:r>
+    </w:p>
+    <w:p>
+      <w:pPr>
+        <w:pStyle w:val="Heading2"/>
+      </w:pPr>
+      <w:r>
+        <w:t xml:space="preserve">01 — De un vistazo</w:t>
       </w:r>
     </w:p>
     <w:p>
@@ -183,6 +199,14 @@
     </w:p>
     <w:p>
       <w:pPr>
+        <w:pStyle w:val="Heading2"/>
+      </w:pPr>
+      <w:r>
+        <w:t xml:space="preserve">02 — La oportunidad</w:t>
+      </w:r>
+    </w:p>
+    <w:p>
+      <w:pPr>
         <w:pStyle w:val="Heading1"/>
       </w:pPr>
       <w:r>
@@ -336,6 +360,14 @@
     </w:p>
     <w:p>
       <w:pPr>
+        <w:pStyle w:val="Heading2"/>
+      </w:pPr>
+      <w:r>
+        <w:t xml:space="preserve">03 — El producto</w:t>
+      </w:r>
+    </w:p>
+    <w:p>
+      <w:pPr>
         <w:pStyle w:val="Heading1"/>
       </w:pPr>
       <w:r>
@@ -352,6 +384,22 @@
           <w:szCs w:val="22"/>
         </w:rPr>
         <w:t xml:space="preserve">Diseño de Logotipo Profesional se entrega a través de un Coordinador de Diseño dedicado. Los clientes obtienen un logotipo personalizado construido en torno a su negocio.</w:t>
+      </w:r>
+    </w:p>
+    <w:p>
+      <w:pPr>
+        <w:pStyle w:val="Heading3"/>
+      </w:pPr>
+      <w:r>
+        <w:t xml:space="preserve">Para quién es</w:t>
+      </w:r>
+    </w:p>
+    <w:p>
+      <w:pPr>
+        <w:pStyle w:val="Heading3"/>
+      </w:pPr>
+      <w:r>
+        <w:t xml:space="preserve">Por qué gana</w:t>
       </w:r>
     </w:p>
     <w:p>
@@ -414,6 +462,14 @@
     </w:p>
     <w:p>
       <w:pPr>
+        <w:pStyle w:val="Heading2"/>
+      </w:pPr>
+      <w:r>
+        <w:t xml:space="preserve">04 — Características y entregables</w:t>
+      </w:r>
+    </w:p>
+    <w:p>
+      <w:pPr>
         <w:pStyle w:val="Heading1"/>
       </w:pPr>
       <w:r>
@@ -459,6 +515,14 @@
     </w:p>
     <w:p>
       <w:pPr>
+        <w:pStyle w:val="Heading2"/>
+      </w:pPr>
+      <w:r>
+        <w:t xml:space="preserve">05 — El proceso creativo</w:t>
+      </w:r>
+    </w:p>
+    <w:p>
+      <w:pPr>
         <w:pStyle w:val="Heading1"/>
       </w:pPr>
       <w:r>
@@ -467,6 +531,18 @@
     </w:p>
     <w:p>
       <w:pPr>
+        <w:spacing w:after="160"/>
+      </w:pPr>
+      <w:r>
+        <w:rPr>
+          <w:sz w:val="22"/>
+          <w:szCs w:val="22"/>
+        </w:rPr>
+        <w:t xml:space="preserve">Cinco pasos claramente definidos. Cronograma de dos a tres semanas para la mayoría de los proyectos.</w:t>
+      </w:r>
+    </w:p>
+    <w:p>
+      <w:pPr>
         <w:pStyle w:val="Heading3"/>
       </w:pPr>
       <w:r>
@@ -475,6 +551,18 @@
     </w:p>
     <w:p>
       <w:pPr>
+        <w:spacing w:after="160"/>
+      </w:pPr>
+      <w:r>
+        <w:rPr>
+          <w:sz w:val="22"/>
+          <w:szCs w:val="22"/>
+        </w:rPr>
+        <w:t xml:space="preserve">El cliente compra un plan y recibe un correo de bienvenida.</w:t>
+      </w:r>
+    </w:p>
+    <w:p>
+      <w:pPr>
         <w:pStyle w:val="Heading3"/>
       </w:pPr>
       <w:r>
@@ -483,6 +571,18 @@
     </w:p>
     <w:p>
       <w:pPr>
+        <w:spacing w:after="160"/>
+      </w:pPr>
+      <w:r>
+        <w:rPr>
+          <w:sz w:val="22"/>
+          <w:szCs w:val="22"/>
+        </w:rPr>
+        <w:t xml:space="preserve">Un Coordinador de Diseño dedicado llama y envía un correo para recoger el brief — objetivos, estilo, fuentes, colores, ejemplos.</w:t>
+      </w:r>
+    </w:p>
+    <w:p>
+      <w:pPr>
         <w:pStyle w:val="Heading3"/>
       </w:pPr>
       <w:r>
@@ -491,6 +591,18 @@
     </w:p>
     <w:p>
       <w:pPr>
+        <w:spacing w:after="160"/>
+      </w:pPr>
+      <w:r>
+        <w:rPr>
+          <w:sz w:val="22"/>
+          <w:szCs w:val="22"/>
+        </w:rPr>
+        <w:t xml:space="preserve">Los diseñadores internos crean hasta 10 conceptos basados en el brief.</w:t>
+      </w:r>
+    </w:p>
+    <w:p>
+      <w:pPr>
         <w:pStyle w:val="Heading3"/>
       </w:pPr>
       <w:r>
@@ -499,6 +611,18 @@
     </w:p>
     <w:p>
       <w:pPr>
+        <w:spacing w:after="160"/>
+      </w:pPr>
+      <w:r>
+        <w:rPr>
+          <w:sz w:val="22"/>
+          <w:szCs w:val="22"/>
+        </w:rPr>
+        <w:t xml:space="preserve">El cliente revisa conceptos y da comentarios. Cada ronda regresa en 3 días hábiles.</w:t>
+      </w:r>
+    </w:p>
+    <w:p>
+      <w:pPr>
         <w:pStyle w:val="Heading3"/>
       </w:pPr>
       <w:r>
@@ -514,66 +638,6 @@
           <w:sz w:val="22"/>
           <w:szCs w:val="22"/>
         </w:rPr>
-        <w:t xml:space="preserve">Cinco pasos claramente definidos. Cronograma de dos a tres semanas para la mayoría de los proyectos.</w:t>
-      </w:r>
-    </w:p>
-    <w:p>
-      <w:pPr>
-        <w:spacing w:after="160"/>
-      </w:pPr>
-      <w:r>
-        <w:rPr>
-          <w:sz w:val="22"/>
-          <w:szCs w:val="22"/>
-        </w:rPr>
-        <w:t xml:space="preserve">El cliente compra un plan y recibe un correo de bienvenida.</w:t>
-      </w:r>
-    </w:p>
-    <w:p>
-      <w:pPr>
-        <w:spacing w:after="160"/>
-      </w:pPr>
-      <w:r>
-        <w:rPr>
-          <w:sz w:val="22"/>
-          <w:szCs w:val="22"/>
-        </w:rPr>
-        <w:t xml:space="preserve">Un Coordinador de Diseño dedicado llama y envía un correo para recoger el brief — objetivos, estilo, fuentes, colores, ejemplos.</w:t>
-      </w:r>
-    </w:p>
-    <w:p>
-      <w:pPr>
-        <w:spacing w:after="160"/>
-      </w:pPr>
-      <w:r>
-        <w:rPr>
-          <w:sz w:val="22"/>
-          <w:szCs w:val="22"/>
-        </w:rPr>
-        <w:t xml:space="preserve">Los diseñadores internos crean hasta 10 conceptos basados en el brief.</w:t>
-      </w:r>
-    </w:p>
-    <w:p>
-      <w:pPr>
-        <w:spacing w:after="160"/>
-      </w:pPr>
-      <w:r>
-        <w:rPr>
-          <w:sz w:val="22"/>
-          <w:szCs w:val="22"/>
-        </w:rPr>
-        <w:t xml:space="preserve">El cliente revisa conceptos y da comentarios. Cada ronda regresa en 3 días hábiles.</w:t>
-      </w:r>
-    </w:p>
-    <w:p>
-      <w:pPr>
-        <w:spacing w:after="160"/>
-      </w:pPr>
-      <w:r>
-        <w:rPr>
-          <w:sz w:val="22"/>
-          <w:szCs w:val="22"/>
-        </w:rPr>
         <w:t xml:space="preserve">Una vez aprobado el concepto, el cliente recibe los 11 formatos. Transferencia total de derechos.</w:t>
       </w:r>
     </w:p>
@@ -592,6 +656,14 @@
     </w:p>
     <w:p>
       <w:pPr>
+        <w:pStyle w:val="Heading2"/>
+      </w:pPr>
+      <w:r>
+        <w:t xml:space="preserve">06 — Planes y precios</w:t>
+      </w:r>
+    </w:p>
+    <w:p>
+      <w:pPr>
         <w:pStyle w:val="Heading1"/>
       </w:pPr>
       <w:r>
@@ -637,6 +709,14 @@
     </w:p>
     <w:p>
       <w:pPr>
+        <w:pStyle w:val="Heading2"/>
+      </w:pPr>
+      <w:r>
+        <w:t xml:space="preserve">07 — Guía de ventas</w:t>
+      </w:r>
+    </w:p>
+    <w:p>
+      <w:pPr>
         <w:pStyle w:val="Heading1"/>
       </w:pPr>
       <w:r>
@@ -656,6 +736,30 @@
       </w:r>
     </w:p>
     <w:p>
+      <w:pPr>
+        <w:pStyle w:val="Heading3"/>
+      </w:pPr>
+      <w:r>
+        <w:t xml:space="preserve">Preguntas de descubrimiento</w:t>
+      </w:r>
+    </w:p>
+    <w:p>
+      <w:pPr>
+        <w:pStyle w:val="Heading3"/>
+      </w:pPr>
+      <w:r>
+        <w:t xml:space="preserve">Verticales de mayor encaje</w:t>
+      </w:r>
+    </w:p>
+    <w:p>
+      <w:pPr>
+        <w:pStyle w:val="Heading3"/>
+      </w:pPr>
+      <w:r>
+        <w:t xml:space="preserve">Panorama competitivo</w:t>
+      </w:r>
+    </w:p>
+    <w:p>
       <w:r>
         <w:br w:type="page"/>
       </w:r>
@@ -670,6 +774,14 @@
     </w:p>
     <w:p>
       <w:pPr>
+        <w:pStyle w:val="Heading2"/>
+      </w:pPr>
+      <w:r>
+        <w:t xml:space="preserve">08 — Objeciones y preguntas</w:t>
+      </w:r>
+    </w:p>
+    <w:p>
+      <w:pPr>
         <w:pStyle w:val="Heading1"/>
       </w:pPr>
       <w:r>
@@ -678,6 +790,14 @@
     </w:p>
     <w:p>
       <w:pPr>
+        <w:pStyle w:val="Heading3"/>
+      </w:pPr>
+      <w:r>
+        <w:t xml:space="preserve">Manejo de objeciones</w:t>
+      </w:r>
+    </w:p>
+    <w:p>
+      <w:pPr>
         <w:spacing w:after="160"/>
       </w:pPr>
       <w:r>
@@ -750,6 +870,14 @@
     </w:p>
     <w:p>
       <w:pPr>
+        <w:pStyle w:val="Heading3"/>
+      </w:pPr>
+      <w:r>
+        <w:t xml:space="preserve">Preguntas frecuentes</w:t>
+      </w:r>
+    </w:p>
+    <w:p>
+      <w:pPr>
         <w:spacing w:after="160"/>
       </w:pPr>
       <w:r>
@@ -828,6 +956,14 @@
     <w:p>
       <w:pPr>
         <w:pStyle w:val="Heading1"/>
+      </w:pPr>
+      <w:r>
+        <w:t xml:space="preserve">09 — Para proveedores</w:t>
+      </w:r>
+    </w:p>
+    <w:p>
+      <w:pPr>
+        <w:pStyle w:val="Heading2"/>
       </w:pPr>
       <w:r>
         <w:t xml:space="preserve">09 — Para proveedores</w:t>
